--- a/frontrend/public/mail.docx
+++ b/frontrend/public/mail.docx
@@ -20,7 +20,7 @@
     </w:p>
     <w:p>
       <w:r>
-        <w:t xml:space="preserve">Name: Pankaj ROy</w:t>
+        <w:t xml:space="preserve">Name: Pankaj Roy</w:t>
       </w:r>
     </w:p>
     <w:p>
@@ -30,7 +30,7 @@
     </w:p>
     <w:p>
       <w:r>
-        <w:t xml:space="preserve">Subject: omsm</w:t>
+        <w:t xml:space="preserve">Subject: Print My browising history. </w:t>
       </w:r>
     </w:p>
     <w:p>
